--- a/07. Algoritmos y Estructuras de Datos/Trabajos Prácticos/Trabajo Práctico N° 2 (R).docx
+++ b/07. Algoritmos y Estructuras de Datos/Trabajos Prácticos/Trabajo Práctico N° 2 (R).docx
@@ -262,9 +262,28 @@
           <w:i/>
           <w:iCs/>
           <w:sz w:val="24"/>
-          <w:lang w:val="en-US"/>
+          <w:lang w:val="es-MX"/>
         </w:rPr>
         <w:t>Los métodos getLeftChild():BinaryTree&lt;T&gt; y getRightChild():BinaryTree&lt;T&gt; retornan</w:t>
+      </w:r>
+      <w:r>
+        <w:rPr>
+          <w:rFonts w:ascii="Times New Roman" w:eastAsiaTheme="minorEastAsia" w:hAnsi="Times New Roman" w:cs="Times New Roman"/>
+          <w:i/>
+          <w:iCs/>
+          <w:sz w:val="24"/>
+          <w:lang w:val="es-MX"/>
+        </w:rPr>
+        <w:t xml:space="preserve"> </w:t>
+      </w:r>
+      <w:r>
+        <w:rPr>
+          <w:rFonts w:ascii="Times New Roman" w:eastAsiaTheme="minorEastAsia" w:hAnsi="Times New Roman" w:cs="Times New Roman"/>
+          <w:i/>
+          <w:iCs/>
+          <w:sz w:val="24"/>
+        </w:rPr>
+        <w:t>los hijos izquierdo y derecho, respectivamente, del árbol. Si no tiene el hijo, tira error.</w:t>
       </w:r>
     </w:p>
     <w:p>
@@ -279,16 +298,37 @@
           <w:i/>
           <w:iCs/>
           <w:sz w:val="24"/>
-        </w:rPr>
-      </w:pPr>
-      <w:r>
-        <w:rPr>
-          <w:rFonts w:ascii="Times New Roman" w:eastAsiaTheme="minorEastAsia" w:hAnsi="Times New Roman" w:cs="Times New Roman"/>
-          <w:i/>
-          <w:iCs/>
-          <w:sz w:val="24"/>
-        </w:rPr>
-        <w:t>los hijos izquierdo y derecho, respectivamente, del árbol. Si no tiene el hijo, tira error.</w:t>
+          <w:lang w:val="es-MX"/>
+        </w:rPr>
+      </w:pPr>
+      <w:r>
+        <w:rPr>
+          <w:rFonts w:ascii="Times New Roman" w:eastAsiaTheme="minorEastAsia" w:hAnsi="Times New Roman" w:cs="Times New Roman"/>
+          <w:i/>
+          <w:iCs/>
+          <w:sz w:val="24"/>
+          <w:lang w:val="es-MX"/>
+        </w:rPr>
+        <w:t>El método addLeftChild(BinaryTree&lt;T&gt; child) y addRightChild(BinaryTree&lt;T&gt; child)</w:t>
+      </w:r>
+      <w:r>
+        <w:rPr>
+          <w:rFonts w:ascii="Times New Roman" w:eastAsiaTheme="minorEastAsia" w:hAnsi="Times New Roman" w:cs="Times New Roman"/>
+          <w:i/>
+          <w:iCs/>
+          <w:sz w:val="24"/>
+          <w:lang w:val="es-MX"/>
+        </w:rPr>
+        <w:t xml:space="preserve"> </w:t>
+      </w:r>
+      <w:r>
+        <w:rPr>
+          <w:rFonts w:ascii="Times New Roman" w:eastAsiaTheme="minorEastAsia" w:hAnsi="Times New Roman" w:cs="Times New Roman"/>
+          <w:i/>
+          <w:iCs/>
+          <w:sz w:val="24"/>
+        </w:rPr>
+        <w:t>agrega un hijo como hijo izquierdo o derecho del árbol.</w:t>
       </w:r>
     </w:p>
     <w:p>
@@ -303,18 +343,16 @@
           <w:i/>
           <w:iCs/>
           <w:sz w:val="24"/>
-          <w:lang w:val="en-US"/>
-        </w:rPr>
-      </w:pPr>
-      <w:r>
-        <w:rPr>
-          <w:rFonts w:ascii="Times New Roman" w:eastAsiaTheme="minorEastAsia" w:hAnsi="Times New Roman" w:cs="Times New Roman"/>
-          <w:i/>
-          <w:iCs/>
-          <w:sz w:val="24"/>
-          <w:lang w:val="en-US"/>
-        </w:rPr>
-        <w:t>El método addLeftChild(BinaryTree&lt;T&gt; child) y addRightChild(BinaryTree&lt;T&gt; child)</w:t>
+        </w:rPr>
+      </w:pPr>
+      <w:r>
+        <w:rPr>
+          <w:rFonts w:ascii="Times New Roman" w:eastAsiaTheme="minorEastAsia" w:hAnsi="Times New Roman" w:cs="Times New Roman"/>
+          <w:i/>
+          <w:iCs/>
+          <w:sz w:val="24"/>
+        </w:rPr>
+        <w:t>El método removeLeftChild() y removeRightChild() eliminan el hijo correspondiente.</w:t>
       </w:r>
     </w:p>
     <w:p>
@@ -338,7 +376,25 @@
           <w:iCs/>
           <w:sz w:val="24"/>
         </w:rPr>
-        <w:t>agrega un hijo como hijo izquierdo o derecho del árbol.</w:t>
+        <w:t>El método isEmpty() indica si el árbol está vacío y el método isLeaf() indica si no tiene</w:t>
+      </w:r>
+      <w:r>
+        <w:rPr>
+          <w:rFonts w:ascii="Times New Roman" w:eastAsiaTheme="minorEastAsia" w:hAnsi="Times New Roman" w:cs="Times New Roman"/>
+          <w:i/>
+          <w:iCs/>
+          <w:sz w:val="24"/>
+        </w:rPr>
+        <w:t xml:space="preserve"> </w:t>
+      </w:r>
+      <w:r>
+        <w:rPr>
+          <w:rFonts w:ascii="Times New Roman" w:eastAsiaTheme="minorEastAsia" w:hAnsi="Times New Roman" w:cs="Times New Roman"/>
+          <w:i/>
+          <w:iCs/>
+          <w:sz w:val="24"/>
+        </w:rPr>
+        <w:t>hijos.</w:t>
       </w:r>
     </w:p>
     <w:p>
@@ -362,40 +418,37 @@
           <w:iCs/>
           <w:sz w:val="24"/>
         </w:rPr>
-        <w:t>El método removeLeftChild() y removeRightChild() eliminan el hijo correspondiente.</w:t>
-      </w:r>
-    </w:p>
-    <w:p>
-      <w:pPr>
-        <w:pStyle w:val="Prrafodelista"/>
-        <w:numPr>
-          <w:ilvl w:val="0"/>
-          <w:numId w:val="5"/>
-        </w:numPr>
-        <w:rPr>
-          <w:rFonts w:ascii="Times New Roman" w:eastAsiaTheme="minorEastAsia" w:hAnsi="Times New Roman" w:cs="Times New Roman"/>
-          <w:i/>
-          <w:iCs/>
-          <w:sz w:val="24"/>
-        </w:rPr>
-      </w:pPr>
-      <w:r>
-        <w:rPr>
-          <w:rFonts w:ascii="Times New Roman" w:eastAsiaTheme="minorEastAsia" w:hAnsi="Times New Roman" w:cs="Times New Roman"/>
-          <w:i/>
-          <w:iCs/>
-          <w:sz w:val="24"/>
-        </w:rPr>
-        <w:t>El método isEmpty() indica si el árbol está vacío y el método isLeaf() indica si no tiene</w:t>
-      </w:r>
-    </w:p>
-    <w:p>
-      <w:pPr>
-        <w:pStyle w:val="Prrafodelista"/>
-        <w:numPr>
-          <w:ilvl w:val="0"/>
-          <w:numId w:val="5"/>
-        </w:numPr>
+        <w:t>El método hasLeftChild() y hasRightChild() devuelve un booleano indicando si tiene</w:t>
+      </w:r>
+      <w:r>
+        <w:rPr>
+          <w:rFonts w:ascii="Times New Roman" w:eastAsiaTheme="minorEastAsia" w:hAnsi="Times New Roman" w:cs="Times New Roman"/>
+          <w:i/>
+          <w:iCs/>
+          <w:sz w:val="24"/>
+        </w:rPr>
+        <w:t xml:space="preserve"> </w:t>
+      </w:r>
+      <w:r>
+        <w:rPr>
+          <w:rFonts w:ascii="Times New Roman" w:eastAsiaTheme="minorEastAsia" w:hAnsi="Times New Roman" w:cs="Times New Roman"/>
+          <w:i/>
+          <w:iCs/>
+          <w:sz w:val="24"/>
+        </w:rPr>
+        <w:t>dicho hijo el árbol receptor del mensaje.</w:t>
+      </w:r>
+    </w:p>
+    <w:p>
+      <w:pPr>
+        <w:rPr>
+          <w:rFonts w:ascii="Times New Roman" w:eastAsiaTheme="minorEastAsia" w:hAnsi="Times New Roman" w:cs="Times New Roman"/>
+          <w:sz w:val="24"/>
+        </w:rPr>
+      </w:pPr>
+    </w:p>
+    <w:p>
+      <w:pPr>
         <w:rPr>
           <w:rFonts w:ascii="Times New Roman" w:eastAsiaTheme="minorEastAsia" w:hAnsi="Times New Roman" w:cs="Times New Roman"/>
           <w:i/>
@@ -411,81 +464,6 @@
           <w:sz w:val="24"/>
         </w:rPr>
         <w:lastRenderedPageBreak/>
-        <w:t>hijos.</w:t>
-      </w:r>
-    </w:p>
-    <w:p>
-      <w:pPr>
-        <w:pStyle w:val="Prrafodelista"/>
-        <w:numPr>
-          <w:ilvl w:val="0"/>
-          <w:numId w:val="5"/>
-        </w:numPr>
-        <w:rPr>
-          <w:rFonts w:ascii="Times New Roman" w:eastAsiaTheme="minorEastAsia" w:hAnsi="Times New Roman" w:cs="Times New Roman"/>
-          <w:i/>
-          <w:iCs/>
-          <w:sz w:val="24"/>
-        </w:rPr>
-      </w:pPr>
-      <w:r>
-        <w:rPr>
-          <w:rFonts w:ascii="Times New Roman" w:eastAsiaTheme="minorEastAsia" w:hAnsi="Times New Roman" w:cs="Times New Roman"/>
-          <w:i/>
-          <w:iCs/>
-          <w:sz w:val="24"/>
-        </w:rPr>
-        <w:t>El método hasLeftChild() y hasRightChild() devuelve un booleano indicando si tiene</w:t>
-      </w:r>
-    </w:p>
-    <w:p>
-      <w:pPr>
-        <w:pStyle w:val="Prrafodelista"/>
-        <w:numPr>
-          <w:ilvl w:val="0"/>
-          <w:numId w:val="5"/>
-        </w:numPr>
-        <w:rPr>
-          <w:rFonts w:ascii="Times New Roman" w:eastAsiaTheme="minorEastAsia" w:hAnsi="Times New Roman" w:cs="Times New Roman"/>
-          <w:i/>
-          <w:iCs/>
-          <w:sz w:val="24"/>
-        </w:rPr>
-      </w:pPr>
-      <w:r>
-        <w:rPr>
-          <w:rFonts w:ascii="Times New Roman" w:eastAsiaTheme="minorEastAsia" w:hAnsi="Times New Roman" w:cs="Times New Roman"/>
-          <w:i/>
-          <w:iCs/>
-          <w:sz w:val="24"/>
-        </w:rPr>
-        <w:t>dicho hijo el árbol receptor del mensaje.</w:t>
-      </w:r>
-    </w:p>
-    <w:p>
-      <w:pPr>
-        <w:rPr>
-          <w:rFonts w:ascii="Times New Roman" w:eastAsiaTheme="minorEastAsia" w:hAnsi="Times New Roman" w:cs="Times New Roman"/>
-          <w:sz w:val="24"/>
-        </w:rPr>
-      </w:pPr>
-    </w:p>
-    <w:p>
-      <w:pPr>
-        <w:rPr>
-          <w:rFonts w:ascii="Times New Roman" w:eastAsiaTheme="minorEastAsia" w:hAnsi="Times New Roman" w:cs="Times New Roman"/>
-          <w:i/>
-          <w:iCs/>
-          <w:sz w:val="24"/>
-        </w:rPr>
-      </w:pPr>
-      <w:r>
-        <w:rPr>
-          <w:rFonts w:ascii="Times New Roman" w:eastAsiaTheme="minorEastAsia" w:hAnsi="Times New Roman" w:cs="Times New Roman"/>
-          <w:i/>
-          <w:iCs/>
-          <w:sz w:val="24"/>
-        </w:rPr>
         <w:t>Analizar la implementación en JAVA de la clase BinaryTree brindada por la cátedra.</w:t>
       </w:r>
     </w:p>
